--- a/inbox/Application Aware Networking/Book_05_Federal_Application_Aware_Networking_SQL_Server_Implementation_Guide.docx
+++ b/inbox/Application Aware Networking/Book_05_Federal_Application_Aware_Networking_SQL_Server_Implementation_Guide.docx
@@ -3252,7 +3252,7 @@
               </w:rPr>
               <w:drawing>
                 <wp:inline distT="0" distB="0" distL="0" distR="0" wp14:anchorId="7C995084" wp14:editId="20B2DDA1">
-                  <wp:extent cx="152400" cy="152400"/>
+                  <wp:extent cx="6858000" cy="6858000"/>
                   <wp:effectExtent l="0" t="0" r="0" b="0"/>
                   <wp:docPr id="10" name="Picture"/>
                   <wp:cNvGraphicFramePr/>
@@ -3274,7 +3274,7 @@
                         <pic:spPr bwMode="auto">
                           <a:xfrm>
                             <a:off x="0" y="0"/>
-                            <a:ext cx="152400" cy="152400"/>
+                            <a:ext cx="6858000" cy="6858000"/>
                           </a:xfrm>
                           <a:prstGeom prst="rect">
                             <a:avLst/>
@@ -3416,7 +3416,7 @@
               </w:rPr>
               <w:drawing>
                 <wp:inline distT="0" distB="0" distL="0" distR="0" wp14:anchorId="08ED1EC4" wp14:editId="0BC1FE4D">
-                  <wp:extent cx="5334000" cy="1856642"/>
+                  <wp:extent cx="6858000" cy="2387111"/>
                   <wp:effectExtent l="0" t="0" r="0" b="0"/>
                   <wp:docPr id="13" name="Picture"/>
                   <wp:cNvGraphicFramePr/>
@@ -3438,7 +3438,7 @@
                         <pic:spPr bwMode="auto">
                           <a:xfrm>
                             <a:off x="0" y="0"/>
-                            <a:ext cx="5334000" cy="1856642"/>
+                            <a:ext cx="6858000" cy="2387111"/>
                           </a:xfrm>
                           <a:prstGeom prst="rect">
                             <a:avLst/>
@@ -4213,7 +4213,7 @@
               </w:rPr>
               <w:drawing>
                 <wp:inline distT="0" distB="0" distL="0" distR="0" wp14:anchorId="32048635" wp14:editId="729D6F6D">
-                  <wp:extent cx="5334000" cy="1784838"/>
+                  <wp:extent cx="6858000" cy="2294792"/>
                   <wp:effectExtent l="0" t="0" r="0" b="0"/>
                   <wp:docPr id="21" name="Picture"/>
                   <wp:cNvGraphicFramePr/>
@@ -4235,7 +4235,7 @@
                         <pic:spPr bwMode="auto">
                           <a:xfrm>
                             <a:off x="0" y="0"/>
-                            <a:ext cx="5334000" cy="1784838"/>
+                            <a:ext cx="6858000" cy="2294792"/>
                           </a:xfrm>
                           <a:prstGeom prst="rect">
                             <a:avLst/>
@@ -7523,7 +7523,7 @@
               </w:rPr>
               <w:drawing>
                 <wp:inline distT="0" distB="0" distL="0" distR="0" wp14:anchorId="554BFCE5" wp14:editId="5F31CEC8">
-                  <wp:extent cx="5334000" cy="2282336"/>
+                  <wp:extent cx="6858000" cy="2934432"/>
                   <wp:effectExtent l="0" t="0" r="0" b="0"/>
                   <wp:docPr id="33" name="Picture"/>
                   <wp:cNvGraphicFramePr/>
@@ -7545,7 +7545,7 @@
                         <pic:spPr bwMode="auto">
                           <a:xfrm>
                             <a:off x="0" y="0"/>
-                            <a:ext cx="5334000" cy="2282336"/>
+                            <a:ext cx="6858000" cy="2934432"/>
                           </a:xfrm>
                           <a:prstGeom prst="rect">
                             <a:avLst/>
@@ -20495,7 +20495,7 @@
         <w:numRestart w:val="eachSect"/>
       </w:footnotePr>
       <w:pgSz w:w="12240" w:h="15840"/>
-      <w:pgMar w:top="1440" w:right="1440" w:bottom="1440" w:left="1440" w:header="720" w:footer="720" w:gutter="0"/>
+      <w:pgMar w:top="720" w:right="720" w:bottom="720" w:left="720" w:header="720" w:footer="720" w:gutter="0"/>
       <w:cols w:space="720"/>
     </w:sectPr>
   </w:body>

--- a/inbox/Application Aware Networking/Book_05_Federal_Application_Aware_Networking_SQL_Server_Implementation_Guide.docx
+++ b/inbox/Application Aware Networking/Book_05_Federal_Application_Aware_Networking_SQL_Server_Implementation_Guide.docx
@@ -3252,7 +3252,7 @@
               </w:rPr>
               <w:drawing>
                 <wp:inline distT="0" distB="0" distL="0" distR="0" wp14:anchorId="7C995084" wp14:editId="20B2DDA1">
-                  <wp:extent cx="6858000" cy="6858000"/>
+                  <wp:extent cx="304800" cy="304800"/>
                   <wp:effectExtent l="0" t="0" r="0" b="0"/>
                   <wp:docPr id="10" name="Picture"/>
                   <wp:cNvGraphicFramePr/>
@@ -3274,7 +3274,7 @@
                         <pic:spPr bwMode="auto">
                           <a:xfrm>
                             <a:off x="0" y="0"/>
-                            <a:ext cx="6858000" cy="6858000"/>
+                            <a:ext cx="304800" cy="304800"/>
                           </a:xfrm>
                           <a:prstGeom prst="rect">
                             <a:avLst/>
@@ -3416,7 +3416,7 @@
               </w:rPr>
               <w:drawing>
                 <wp:inline distT="0" distB="0" distL="0" distR="0" wp14:anchorId="08ED1EC4" wp14:editId="0BC1FE4D">
-                  <wp:extent cx="6858000" cy="2387111"/>
+                  <wp:extent cx="7772400" cy="2705392"/>
                   <wp:effectExtent l="0" t="0" r="0" b="0"/>
                   <wp:docPr id="13" name="Picture"/>
                   <wp:cNvGraphicFramePr/>
@@ -3438,7 +3438,7 @@
                         <pic:spPr bwMode="auto">
                           <a:xfrm>
                             <a:off x="0" y="0"/>
-                            <a:ext cx="6858000" cy="2387111"/>
+                            <a:ext cx="7772400" cy="2705392"/>
                           </a:xfrm>
                           <a:prstGeom prst="rect">
                             <a:avLst/>
@@ -4213,7 +4213,7 @@
               </w:rPr>
               <w:drawing>
                 <wp:inline distT="0" distB="0" distL="0" distR="0" wp14:anchorId="32048635" wp14:editId="729D6F6D">
-                  <wp:extent cx="6858000" cy="2294792"/>
+                  <wp:extent cx="7772400" cy="2600764"/>
                   <wp:effectExtent l="0" t="0" r="0" b="0"/>
                   <wp:docPr id="21" name="Picture"/>
                   <wp:cNvGraphicFramePr/>
@@ -4235,7 +4235,7 @@
                         <pic:spPr bwMode="auto">
                           <a:xfrm>
                             <a:off x="0" y="0"/>
-                            <a:ext cx="6858000" cy="2294792"/>
+                            <a:ext cx="7772400" cy="2600764"/>
                           </a:xfrm>
                           <a:prstGeom prst="rect">
                             <a:avLst/>
@@ -7523,7 +7523,7 @@
               </w:rPr>
               <w:drawing>
                 <wp:inline distT="0" distB="0" distL="0" distR="0" wp14:anchorId="554BFCE5" wp14:editId="5F31CEC8">
-                  <wp:extent cx="6858000" cy="2934432"/>
+                  <wp:extent cx="7772400" cy="3325690"/>
                   <wp:effectExtent l="0" t="0" r="0" b="0"/>
                   <wp:docPr id="33" name="Picture"/>
                   <wp:cNvGraphicFramePr/>
@@ -7545,7 +7545,7 @@
                         <pic:spPr bwMode="auto">
                           <a:xfrm>
                             <a:off x="0" y="0"/>
-                            <a:ext cx="6858000" cy="2934432"/>
+                            <a:ext cx="7772400" cy="3325690"/>
                           </a:xfrm>
                           <a:prstGeom prst="rect">
                             <a:avLst/>

--- a/inbox/Application Aware Networking/Book_05_Federal_Application_Aware_Networking_SQL_Server_Implementation_Guide.docx
+++ b/inbox/Application Aware Networking/Book_05_Federal_Application_Aware_Networking_SQL_Server_Implementation_Guide.docx
@@ -3252,7 +3252,7 @@
               </w:rPr>
               <w:drawing>
                 <wp:inline distT="0" distB="0" distL="0" distR="0" wp14:anchorId="7C995084" wp14:editId="20B2DDA1">
-                  <wp:extent cx="152400" cy="152400"/>
+                  <wp:extent cx="304800" cy="304800"/>
                   <wp:effectExtent l="0" t="0" r="0" b="0"/>
                   <wp:docPr id="10" name="Picture"/>
                   <wp:cNvGraphicFramePr/>
@@ -3274,7 +3274,7 @@
                         <pic:spPr bwMode="auto">
                           <a:xfrm>
                             <a:off x="0" y="0"/>
-                            <a:ext cx="152400" cy="152400"/>
+                            <a:ext cx="304800" cy="304800"/>
                           </a:xfrm>
                           <a:prstGeom prst="rect">
                             <a:avLst/>
@@ -3416,7 +3416,7 @@
               </w:rPr>
               <w:drawing>
                 <wp:inline distT="0" distB="0" distL="0" distR="0" wp14:anchorId="08ED1EC4" wp14:editId="0BC1FE4D">
-                  <wp:extent cx="5334000" cy="1856642"/>
+                  <wp:extent cx="7772400" cy="2705392"/>
                   <wp:effectExtent l="0" t="0" r="0" b="0"/>
                   <wp:docPr id="13" name="Picture"/>
                   <wp:cNvGraphicFramePr/>
@@ -3438,7 +3438,7 @@
                         <pic:spPr bwMode="auto">
                           <a:xfrm>
                             <a:off x="0" y="0"/>
-                            <a:ext cx="5334000" cy="1856642"/>
+                            <a:ext cx="7772400" cy="2705392"/>
                           </a:xfrm>
                           <a:prstGeom prst="rect">
                             <a:avLst/>
@@ -4213,7 +4213,7 @@
               </w:rPr>
               <w:drawing>
                 <wp:inline distT="0" distB="0" distL="0" distR="0" wp14:anchorId="32048635" wp14:editId="729D6F6D">
-                  <wp:extent cx="5334000" cy="1784838"/>
+                  <wp:extent cx="7772400" cy="2600764"/>
                   <wp:effectExtent l="0" t="0" r="0" b="0"/>
                   <wp:docPr id="21" name="Picture"/>
                   <wp:cNvGraphicFramePr/>
@@ -4235,7 +4235,7 @@
                         <pic:spPr bwMode="auto">
                           <a:xfrm>
                             <a:off x="0" y="0"/>
-                            <a:ext cx="5334000" cy="1784838"/>
+                            <a:ext cx="7772400" cy="2600764"/>
                           </a:xfrm>
                           <a:prstGeom prst="rect">
                             <a:avLst/>
@@ -7523,7 +7523,7 @@
               </w:rPr>
               <w:drawing>
                 <wp:inline distT="0" distB="0" distL="0" distR="0" wp14:anchorId="554BFCE5" wp14:editId="5F31CEC8">
-                  <wp:extent cx="5334000" cy="2282336"/>
+                  <wp:extent cx="7772400" cy="3325690"/>
                   <wp:effectExtent l="0" t="0" r="0" b="0"/>
                   <wp:docPr id="33" name="Picture"/>
                   <wp:cNvGraphicFramePr/>
@@ -7545,7 +7545,7 @@
                         <pic:spPr bwMode="auto">
                           <a:xfrm>
                             <a:off x="0" y="0"/>
-                            <a:ext cx="5334000" cy="2282336"/>
+                            <a:ext cx="7772400" cy="3325690"/>
                           </a:xfrm>
                           <a:prstGeom prst="rect">
                             <a:avLst/>
@@ -20495,7 +20495,7 @@
         <w:numRestart w:val="eachSect"/>
       </w:footnotePr>
       <w:pgSz w:w="12240" w:h="15840"/>
-      <w:pgMar w:top="1440" w:right="1440" w:bottom="1440" w:left="1440" w:header="720" w:footer="720" w:gutter="0"/>
+      <w:pgMar w:top="720" w:right="720" w:bottom="720" w:left="720" w:header="720" w:footer="720" w:gutter="0"/>
       <w:cols w:space="720"/>
     </w:sectPr>
   </w:body>
